--- a/PP-salygos/templates/DPSK_LTEN_SUBTIEKEJAS.docx
+++ b/PP-salygos/templates/DPSK_LTEN_SUBTIEKEJAS.docx
@@ -510,7 +510,7 @@
           <w:szCs w:val="20"/>
           <w:lang w:val="lt-LT"/>
         </w:rPr>
-        <w:t>/ĮMONĖS PAVADINIMAS/</w:t>
+        <w:t>ĮMONĖS PAVADINIMAS</w:t>
       </w:r>
       <w:r>
         <w:rPr>
@@ -1958,7 +1958,7 @@
           <w:szCs w:val="20"/>
           <w:lang w:val="gsw-FR"/>
         </w:rPr>
-        <w:t>/ĮMONĖS PAVADINIMAS/</w:t>
+        <w:t>ĮMONĖS PAVADINIMAS</w:t>
       </w:r>
       <w:r>
         <w:rPr>
@@ -4388,7 +4388,7 @@
 </file>
 
 <file path=customXml/itemProps1.xml><?xml version="1.0" encoding="utf-8"?>
-<ds:datastoreItem xmlns:ds="http://schemas.openxmlformats.org/officeDocument/2006/customXml" ds:itemID="{FF029FD7-BA47-4AD4-804C-1627C1973B4F}">
+<ds:datastoreItem xmlns:ds="http://schemas.openxmlformats.org/officeDocument/2006/customXml" ds:itemID="{AD6E73C1-D081-4BA7-A58B-CB9085243D2F}">
   <ds:schemaRefs>
     <ds:schemaRef ds:uri="http://schemas.openxmlformats.org/officeDocument/2006/bibliography"/>
   </ds:schemaRefs>
